--- a/zaini_case_audit_output/outputs/word/documents/110_ضبط جلسة رقم 32 يوم 24-11-1444 هـ للقضية رقم 42824717.pdf.docx
+++ b/zaini_case_audit_output/outputs/word/documents/110_ضبط جلسة رقم 32 يوم 24-11-1444 هـ للقضية رقم 42824717.pdf.docx
@@ -53,6 +53,20 @@
         <w:t>[مخرج آلي / Script Output - سماوي]  [مخرج آلي يحتاج مراجعة بشرية - وردي]</w:t>
       </w:r>
     </w:p>
+    <w:p>
+      <w:pPr>
+        <w:jc w:val="right"/>
+        <w:bidi/>
+      </w:pPr>
+      <w:r>
+        <w:rPr>
+          <w:b w:val="0"/>
+          <w:i/>
+          <w:color w:val="C00000"/>
+        </w:rPr>
+        <w:t>[نص ممسوح OCR صُحِّح ترتيبه آلياً — قد يحتوي أخطاء طفيفة]</w:t>
+      </w:r>
+    </w:p>
     <w:p/>
     <w:p>
       <w:pPr>
@@ -90,7 +104,7 @@
           <w:b w:val="0"/>
           <w:i w:val="0"/>
         </w:rPr>
-        <w:t>أطراف القضية: المدعي عدنان احمد عباس زيني (هوية 1017092733). المدعى عليه اسامة احمد عباس زيني (هوية 1008017301). المطعي/2003 عمر سعود سعد المطيري ووكيله. محامون: طارق خلف الحارثي، عبدالله سالم بلالي شائع، محمد فواز الثعلبي، سلطان ماجد ناصر القحطاني، سليمان السديري، عزام خوج، صالح اليامي، علي بن مشرف، رفيف الثقفي.</w:t>
+        <w:t>.يفقثلا فيفر ،فرشم نب يلع ،يمايلا حلاص ،جوخ مازع ،يريدسلا ناميلس ،يناطحقلا رصان دجام ناطلس ،يبلعثلا زاوف دمحم ،عئاش يلالب ملاس هللادبع ،يثراحلا فلخ قراط :نوماحم .هليكوو يريطملا دعس دوعس رمع /2003يعطملا .(1008017301 ةيوه) ينيز سابع دمحا ةماسا هيلع ىعدملا .(1017092733 ةيوه) ينيز سابع دمحا ناندع يعدملا :ةيضقلا فارطأ</w:t>
       </w:r>
     </w:p>
     <w:p>
@@ -129,7 +143,7 @@
           <w:b w:val="0"/>
           <w:i w:val="0"/>
         </w:rPr>
-        <w:t>التواقيع: المدعي عدنان احمد عباس زيني / محامي طارق خلف الحارثي / محامي عبدالله سالم بلالي شائع / محامي محمد فواز الثعلبي / محامي سلطان ماجد ناصر القحطاني / مدعى عليه اسامة احمد عباس زيني / المطعي 2003 عمر سعود سعد المطيري / وكيل عمر سعود سعد المطيري / رئيس الدائرة القضائية عساف بن صالح العوا.</w:t>
+        <w:t>.اوعلا حلاص نب فاسع ةيئاضقلا ةرئادلا سيئر / يريطملا دعس دوعس رمع ليكو / يريطملا دعس دوعس رمع 2003 يعطملا / ينيز سابع دمحا ةماسا هيلع ىعدم / يناطحقلا رصان دجام ناطلس يماحم / يبلعثلا زاوف دمحم يماحم / عئاش يلالب ملاس هللادبع يماحم / يثراحلا فلخ قراط يماحم / ينيز سابع دمحا ناندع يعدملا :عيقاوتلا</w:t>
       </w:r>
     </w:p>
     <w:p>
